--- a/images/RodrigoSouza-Curriculo.docx
+++ b/images/RodrigoSouza-Curriculo.docx
@@ -7661,11 +7661,10 @@
                     <w:t xml:space="preserve">nit, </w:t>
                   </w:r>
                   <w:r>
-                    <w:t>J</w:t>
+                    <w:t>MongoDB</w:t>
                   </w:r>
-                  <w:r>
-                    <w:t>ason</w:t>
-                  </w:r>
+                  <w:bookmarkStart w:id="0" w:name="_GoBack"/>
+                  <w:bookmarkEnd w:id="0"/>
                   <w:r>
                     <w:t>;</w:t>
                   </w:r>
@@ -7786,8 +7785,6 @@
           <w:lang w:val="pt-BR"/>
         </w:rPr>
       </w:pPr>
-      <w:bookmarkStart w:id="0" w:name="_GoBack"/>
-      <w:bookmarkEnd w:id="0"/>
     </w:p>
     <w:sectPr>
       <w:headerReference w:type="default" r:id="rId7"/>

--- a/images/RodrigoSouza-Curriculo.docx
+++ b/images/RodrigoSouza-Curriculo.docx
@@ -7663,11 +7663,11 @@
                   <w:r>
                     <w:t>MongoDB</w:t>
                   </w:r>
-                  <w:bookmarkStart w:id="0" w:name="_GoBack"/>
-                  <w:bookmarkEnd w:id="0"/>
                   <w:r>
                     <w:t>;</w:t>
                   </w:r>
+                  <w:bookmarkStart w:id="0" w:name="_GoBack"/>
+                  <w:bookmarkEnd w:id="0"/>
                 </w:p>
                 <w:p>
                   <w:pPr>

--- a/images/RodrigoSouza-Curriculo.docx
+++ b/images/RodrigoSouza-Curriculo.docx
@@ -1,9 +1,10 @@
 
 <file path=word/document.xml><?xml version="1.0" encoding="utf-8"?>
-<w:document xmlns:wpc="http://schemas.microsoft.com/office/word/2010/wordprocessingCanvas" xmlns:mc="http://schemas.openxmlformats.org/markup-compatibility/2006" xmlns:o="urn:schemas-microsoft-com:office:office" xmlns:r="http://schemas.openxmlformats.org/officeDocument/2006/relationships" xmlns:m="http://schemas.openxmlformats.org/officeDocument/2006/math" xmlns:v="urn:schemas-microsoft-com:vml" xmlns:wp14="http://schemas.microsoft.com/office/word/2010/wordprocessingDrawing" xmlns:wp="http://schemas.openxmlformats.org/drawingml/2006/wordprocessingDrawing" xmlns:w10="urn:schemas-microsoft-com:office:word" xmlns:w="http://schemas.openxmlformats.org/wordprocessingml/2006/main" xmlns:w14="http://schemas.microsoft.com/office/word/2010/wordml" xmlns:w15="http://schemas.microsoft.com/office/word/2012/wordml" xmlns:wpg="http://schemas.microsoft.com/office/word/2010/wordprocessingGroup" xmlns:wpi="http://schemas.microsoft.com/office/word/2010/wordprocessingInk" xmlns:wne="http://schemas.microsoft.com/office/word/2006/wordml" xmlns:wps="http://schemas.microsoft.com/office/word/2010/wordprocessingShape" mc:Ignorable="w14 w15 wp14">
+<w:document xmlns:wpc="http://schemas.microsoft.com/office/word/2010/wordprocessingCanvas" xmlns:cx="http://schemas.microsoft.com/office/drawing/2014/chartex" xmlns:mc="http://schemas.openxmlformats.org/markup-compatibility/2006" xmlns:o="urn:schemas-microsoft-com:office:office" xmlns:r="http://schemas.openxmlformats.org/officeDocument/2006/relationships" xmlns:m="http://schemas.openxmlformats.org/officeDocument/2006/math" xmlns:v="urn:schemas-microsoft-com:vml" xmlns:wp14="http://schemas.microsoft.com/office/word/2010/wordprocessingDrawing" xmlns:wp="http://schemas.openxmlformats.org/drawingml/2006/wordprocessingDrawing" xmlns:w10="urn:schemas-microsoft-com:office:word" xmlns:w="http://schemas.openxmlformats.org/wordprocessingml/2006/main" xmlns:w14="http://schemas.microsoft.com/office/word/2010/wordml" xmlns:w15="http://schemas.microsoft.com/office/word/2012/wordml" xmlns:w16se="http://schemas.microsoft.com/office/word/2015/wordml/symex" xmlns:wpg="http://schemas.microsoft.com/office/word/2010/wordprocessingGroup" xmlns:wpi="http://schemas.microsoft.com/office/word/2010/wordprocessingInk" xmlns:wne="http://schemas.microsoft.com/office/word/2006/wordml" xmlns:wps="http://schemas.microsoft.com/office/word/2010/wordprocessingShape" mc:Ignorable="w14 w15 w16se wp14">
   <w:body>
     <w:tbl>
       <w:tblPr>
+        <w:tblpPr w:leftFromText="141" w:rightFromText="141" w:vertAnchor="page" w:horzAnchor="margin" w:tblpY="1486"/>
         <w:tblW w:w="4975" w:type="pct"/>
         <w:tblLayout w:type="fixed"/>
         <w:tblCellMar>
@@ -81,6 +82,7 @@
                 <w:p>
                   <w:pPr>
                     <w:pStyle w:val="Ttulo3"/>
+                    <w:framePr w:hSpace="141" w:wrap="around" w:vAnchor="page" w:hAnchor="margin" w:y="1486"/>
                     <w:rPr>
                       <w:lang w:val="pt-BR"/>
                     </w:rPr>
@@ -93,7 +95,7 @@
                     <mc:AlternateContent>
                       <mc:Choice Requires="wpg">
                         <w:drawing>
-                          <wp:inline distT="0" distB="0" distL="0" distR="0" wp14:anchorId="43A65B63" wp14:editId="600CB3FA">
+                          <wp:inline distT="0" distB="0" distL="0" distR="0" wp14:anchorId="6B8EE644" wp14:editId="6424B8FC">
                             <wp:extent cx="329184" cy="329184"/>
                             <wp:effectExtent l="0" t="0" r="13970" b="13970"/>
                             <wp:docPr id="49" name="Group 43" descr="Email icon"/>
@@ -1750,6 +1752,7 @@
                 <w:p>
                   <w:pPr>
                     <w:pStyle w:val="Ttulo3"/>
+                    <w:framePr w:hSpace="141" w:wrap="around" w:vAnchor="page" w:hAnchor="margin" w:y="1486"/>
                     <w:rPr>
                       <w:lang w:val="pt-BR"/>
                     </w:rPr>
@@ -1806,6 +1809,7 @@
                 <w:p>
                   <w:pPr>
                     <w:pStyle w:val="Ttulo3"/>
+                    <w:framePr w:hSpace="141" w:wrap="around" w:vAnchor="page" w:hAnchor="margin" w:y="1486"/>
                     <w:rPr>
                       <w:lang w:val="pt-BR"/>
                     </w:rPr>
@@ -1818,7 +1822,7 @@
                     <mc:AlternateContent>
                       <mc:Choice Requires="wpg">
                         <w:drawing>
-                          <wp:inline distT="0" distB="0" distL="0" distR="0" wp14:anchorId="0E94870A" wp14:editId="730D448D">
+                          <wp:inline distT="0" distB="0" distL="0" distR="0" wp14:anchorId="6FD9862B" wp14:editId="06FD0BAC">
                             <wp:extent cx="329184" cy="329184"/>
                             <wp:effectExtent l="0" t="0" r="13970" b="13970"/>
                             <wp:docPr id="80" name="Group 37" descr="Telephone icon"/>
@@ -5488,6 +5492,7 @@
                 <w:p>
                   <w:pPr>
                     <w:pStyle w:val="Ttulo3"/>
+                    <w:framePr w:hSpace="141" w:wrap="around" w:vAnchor="page" w:hAnchor="margin" w:y="1486"/>
                     <w:rPr>
                       <w:lang w:val="pt-BR"/>
                     </w:rPr>
@@ -5562,6 +5567,7 @@
                 <w:p>
                   <w:pPr>
                     <w:pStyle w:val="Ttulo3"/>
+                    <w:framePr w:hSpace="141" w:wrap="around" w:vAnchor="page" w:hAnchor="margin" w:y="1486"/>
                     <w:rPr>
                       <w:lang w:val="pt-BR"/>
                     </w:rPr>
@@ -5574,7 +5580,7 @@
                     <mc:AlternateContent>
                       <mc:Choice Requires="wpg">
                         <w:drawing>
-                          <wp:inline distT="0" distB="0" distL="0" distR="0" wp14:anchorId="5F0BBEB8" wp14:editId="60A08F74">
+                          <wp:inline distT="0" distB="0" distL="0" distR="0" wp14:anchorId="34B57644" wp14:editId="3086CBB2">
                             <wp:extent cx="329184" cy="329184"/>
                             <wp:effectExtent l="0" t="0" r="13970" b="13970"/>
                             <wp:docPr id="77" name="Group 31" descr="LinkedIn icon"/>
@@ -6609,6 +6615,7 @@
                 <w:p>
                   <w:pPr>
                     <w:pStyle w:val="Ttulo3"/>
+                    <w:framePr w:hSpace="141" w:wrap="around" w:vAnchor="page" w:hAnchor="margin" w:y="1486"/>
                     <w:rPr>
                       <w:noProof/>
                       <w:lang w:val="pt-BR" w:eastAsia="pt-BR"/>
@@ -6625,6 +6632,7 @@
                 <w:p>
                   <w:pPr>
                     <w:pStyle w:val="Ttulo3"/>
+                    <w:framePr w:hSpace="141" w:wrap="around" w:vAnchor="page" w:hAnchor="margin" w:y="1486"/>
                     <w:rPr>
                       <w:caps w:val="0"/>
                       <w:noProof/>
@@ -6643,6 +6651,7 @@
                 <w:p>
                   <w:pPr>
                     <w:pStyle w:val="Ttulo3"/>
+                    <w:framePr w:hSpace="141" w:wrap="around" w:vAnchor="page" w:hAnchor="margin" w:y="1486"/>
                     <w:rPr>
                       <w:noProof/>
                       <w:lang w:val="pt-BR" w:eastAsia="pt-BR"/>
@@ -6670,6 +6679,7 @@
                 <w:p>
                   <w:pPr>
                     <w:pStyle w:val="Ttulo3"/>
+                    <w:framePr w:hSpace="141" w:wrap="around" w:vAnchor="page" w:hAnchor="margin" w:y="1486"/>
                     <w:rPr>
                       <w:lang w:val="pt-BR"/>
                     </w:rPr>
@@ -6684,6 +6694,7 @@
                 <w:p>
                   <w:pPr>
                     <w:pStyle w:val="Ttulo3"/>
+                    <w:framePr w:hSpace="141" w:wrap="around" w:vAnchor="page" w:hAnchor="margin" w:y="1486"/>
                     <w:rPr>
                       <w:caps w:val="0"/>
                       <w:lang w:val="pt-BR"/>
@@ -6718,6 +6729,7 @@
                 <w:p>
                   <w:pPr>
                     <w:pStyle w:val="Ttulo3"/>
+                    <w:framePr w:hSpace="141" w:wrap="around" w:vAnchor="page" w:hAnchor="margin" w:y="1486"/>
                     <w:jc w:val="both"/>
                     <w:rPr>
                       <w:rFonts w:asciiTheme="minorHAnsi" w:eastAsiaTheme="minorHAnsi" w:hAnsiTheme="minorHAnsi" w:cstheme="minorBidi"/>
@@ -6743,6 +6755,7 @@
                 <w:p>
                   <w:pPr>
                     <w:pStyle w:val="Ttulo3"/>
+                    <w:framePr w:hSpace="141" w:wrap="around" w:vAnchor="page" w:hAnchor="margin" w:y="1486"/>
                     <w:rPr>
                       <w:lang w:val="pt-BR"/>
                     </w:rPr>
@@ -6757,6 +6770,7 @@
                 <w:p>
                   <w:pPr>
                     <w:pStyle w:val="GraphicElement"/>
+                    <w:framePr w:hSpace="141" w:wrap="around" w:vAnchor="page" w:hAnchor="margin" w:y="1486"/>
                     <w:rPr>
                       <w:lang w:val="pt-BR"/>
                     </w:rPr>
@@ -6768,7 +6782,7 @@
                     <mc:AlternateContent>
                       <mc:Choice Requires="wps">
                         <w:drawing>
-                          <wp:inline distT="0" distB="0" distL="0" distR="0" wp14:anchorId="0AAC4397" wp14:editId="0DA9A14B">
+                          <wp:inline distT="0" distB="0" distL="0" distR="0" wp14:anchorId="3E413FF5" wp14:editId="683F811A">
                             <wp:extent cx="221615" cy="0"/>
                             <wp:effectExtent l="0" t="0" r="26035" b="19050"/>
                             <wp:docPr id="83" name="Straight Connector 83" descr="Line graphic"/>
@@ -6821,6 +6835,7 @@
                 </w:p>
                 <w:p>
                   <w:pPr>
+                    <w:framePr w:hSpace="141" w:wrap="around" w:vAnchor="page" w:hAnchor="margin" w:y="1486"/>
                     <w:rPr>
                       <w:lang w:val="pt-BR"/>
                     </w:rPr>
@@ -6915,6 +6930,7 @@
                 <w:p>
                   <w:pPr>
                     <w:pStyle w:val="Ttulo3"/>
+                    <w:framePr w:hSpace="141" w:wrap="around" w:vAnchor="page" w:hAnchor="margin" w:y="1486"/>
                     <w:rPr>
                       <w:lang w:val="pt-BR"/>
                     </w:rPr>
@@ -6929,6 +6945,7 @@
                 <w:p>
                   <w:pPr>
                     <w:pStyle w:val="GraphicElement"/>
+                    <w:framePr w:hSpace="141" w:wrap="around" w:vAnchor="page" w:hAnchor="margin" w:y="1486"/>
                     <w:rPr>
                       <w:lang w:val="pt-BR"/>
                     </w:rPr>
@@ -6940,7 +6957,7 @@
                     <mc:AlternateContent>
                       <mc:Choice Requires="wps">
                         <w:drawing>
-                          <wp:inline distT="0" distB="0" distL="0" distR="0" wp14:anchorId="45A925AD" wp14:editId="05173CF0">
+                          <wp:inline distT="0" distB="0" distL="0" distR="0" wp14:anchorId="6748C03F" wp14:editId="6D04301D">
                             <wp:extent cx="221615" cy="0"/>
                             <wp:effectExtent l="0" t="0" r="26035" b="19050"/>
                             <wp:docPr id="84" name="Straight Connector 84" descr="Line graphic"/>
@@ -6993,6 +7010,7 @@
                 </w:p>
                 <w:p>
                   <w:pPr>
+                    <w:framePr w:hSpace="141" w:wrap="around" w:vAnchor="page" w:hAnchor="margin" w:y="1486"/>
                     <w:rPr>
                       <w:lang w:val="pt-BR"/>
                     </w:rPr>
@@ -7024,6 +7042,7 @@
                 </w:p>
                 <w:p>
                   <w:pPr>
+                    <w:framePr w:hSpace="141" w:wrap="around" w:vAnchor="page" w:hAnchor="margin" w:y="1486"/>
                     <w:rPr>
                       <w:lang w:val="pt-BR"/>
                     </w:rPr>
@@ -7082,21 +7101,26 @@
           </w:tcPr>
           <w:tbl>
             <w:tblPr>
-              <w:tblW w:w="5000" w:type="pct"/>
+              <w:tblpPr w:leftFromText="141" w:rightFromText="141" w:horzAnchor="margin" w:tblpY="-735"/>
+              <w:tblOverlap w:val="never"/>
+              <w:tblW w:w="6237" w:type="dxa"/>
               <w:tblLayout w:type="fixed"/>
               <w:tblLook w:val="04A0" w:firstRow="1" w:lastRow="0" w:firstColumn="1" w:lastColumn="0" w:noHBand="0" w:noVBand="1"/>
               <w:tblDescription w:val="Right side layout table"/>
             </w:tblPr>
             <w:tblGrid>
-              <w:gridCol w:w="6159"/>
+              <w:gridCol w:w="6151"/>
+              <w:gridCol w:w="86"/>
             </w:tblGrid>
             <w:tr>
               <w:trPr>
-                <w:trHeight w:val="3996"/>
+                <w:gridAfter w:val="1"/>
+                <w:wAfter w:w="86" w:type="dxa"/>
+                <w:trHeight w:val="440"/>
               </w:trPr>
               <w:tc>
                 <w:tcPr>
-                  <w:tcW w:w="6160" w:type="dxa"/>
+                  <w:tcW w:w="6151" w:type="dxa"/>
                   <w:tcMar>
                     <w:left w:w="115" w:type="dxa"/>
                     <w:bottom w:w="374" w:type="dxa"/>
@@ -7128,20 +7152,14 @@
                     <w:rPr>
                       <w:lang w:val="pt-BR"/>
                     </w:rPr>
-                    <w:t>Analista de suporte pleno</w:t>
+                    <w:t xml:space="preserve">Professor desenvolvimento web / </w:t>
                   </w:r>
                   <w:r>
                     <w:rPr>
-                      <w:lang w:val="pt-BR"/>
-                    </w:rPr>
-                    <w:t xml:space="preserve"> / </w:t>
-                  </w:r>
-                  <w:r>
-                    <w:rPr>
                       <w:b w:val="0"/>
                       <w:lang w:val="pt-BR"/>
                     </w:rPr>
-                    <w:t>netbus</w:t>
+                    <w:t>unasp</w:t>
                   </w:r>
                 </w:p>
                 <w:p>
@@ -7155,6 +7173,65 @@
                     <w:rPr>
                       <w:lang w:val="pt-BR"/>
                     </w:rPr>
+                    <w:t>2019 a 2019</w:t>
+                  </w:r>
+                </w:p>
+                <w:p>
+                  <w:pPr>
+                    <w:rPr>
+                      <w:lang w:val="pt-BR"/>
+                    </w:rPr>
+                  </w:pPr>
+                  <w:r>
+                    <w:rPr>
+                      <w:lang w:val="pt-BR"/>
+                    </w:rPr>
+                    <w:t>Ministrar aulas, atividades teóricas e práticas, provas e todo o                     acompanhamento do aluno.</w:t>
+                  </w:r>
+                </w:p>
+                <w:p>
+                  <w:pPr>
+                    <w:rPr>
+                      <w:lang w:val="pt-BR"/>
+                    </w:rPr>
+                  </w:pPr>
+                  <w:r>
+                    <w:rPr>
+                      <w:b/>
+                      <w:lang w:val="pt-BR"/>
+                    </w:rPr>
+                    <w:t>ANALISTA DE SUPORTE PLENO</w:t>
+                  </w:r>
+                  <w:r>
+                    <w:rPr>
+                      <w:lang w:val="pt-BR"/>
+                    </w:rPr>
+                    <w:t xml:space="preserve"> </w:t>
+                  </w:r>
+                  <w:r>
+                    <w:rPr>
+                      <w:lang w:val="pt-BR"/>
+                    </w:rPr>
+                    <w:t xml:space="preserve">/ </w:t>
+                  </w:r>
+                  <w:r>
+                    <w:rPr>
+                      <w:lang w:val="pt-BR"/>
+                    </w:rPr>
+                    <w:t>NETBUS</w:t>
+                  </w:r>
+                </w:p>
+                <w:p>
+                  <w:pPr>
+                    <w:pStyle w:val="Ttulo5"/>
+                    <w:rPr>
+                      <w:lang w:val="pt-BR"/>
+                    </w:rPr>
+                  </w:pPr>
+                  <w:r>
+                    <w:rPr>
+                      <w:lang w:val="pt-BR"/>
+                    </w:rPr>
                     <w:t>2014</w:t>
                   </w:r>
                   <w:r>
@@ -7234,13 +7311,19 @@
                     <w:rPr>
                       <w:lang w:val="pt-BR"/>
                     </w:rPr>
-                    <w:t>e</w:t>
+                    <w:t>E</w:t>
                   </w:r>
                   <w:r>
                     <w:rPr>
                       <w:lang w:val="pt-BR"/>
                     </w:rPr>
-                    <w:t>xchange, monitoramento de e-mails</w:t>
+                    <w:t>xchange</w:t>
+                  </w:r>
+                  <w:r>
+                    <w:rPr>
+                      <w:lang w:val="pt-BR"/>
+                    </w:rPr>
+                    <w:t>, monitoramento de e-mails</w:t>
                   </w:r>
                   <w:r>
                     <w:rPr>
@@ -7269,16 +7352,23 @@
                 </w:p>
                 <w:p>
                   <w:pPr>
-                    <w:pStyle w:val="Ttulo4"/>
                     <w:rPr>
                       <w:lang w:val="pt-BR"/>
                     </w:rPr>
                   </w:pPr>
                   <w:r>
                     <w:rPr>
-                      <w:lang w:val="pt-BR"/>
-                    </w:rPr>
-                    <w:t>ASPIRANTE à oficial</w:t>
+                      <w:b/>
+                      <w:lang w:val="pt-BR"/>
+                    </w:rPr>
+                    <w:t xml:space="preserve">ASPIRANTE À </w:t>
+                  </w:r>
+                  <w:r>
+                    <w:rPr>
+                      <w:b/>
+                      <w:lang w:val="pt-BR"/>
+                    </w:rPr>
+                    <w:t>OFICIAL</w:t>
                   </w:r>
                   <w:r>
                     <w:rPr>
@@ -7288,11 +7378,12 @@
                   </w:r>
                   <w:r>
                     <w:rPr>
-                      <w:b w:val="0"/>
-                      <w:lang w:val="pt-BR"/>
-                    </w:rPr>
-                    <w:t>cpor-sp</w:t>
+                      <w:lang w:val="pt-BR"/>
+                    </w:rPr>
+                    <w:t>CPOR-SP</w:t>
                   </w:r>
+                  <w:bookmarkStart w:id="0" w:name="_GoBack"/>
+                  <w:bookmarkEnd w:id="0"/>
                 </w:p>
                 <w:p>
                   <w:pPr>
@@ -7349,11 +7440,13 @@
             </w:tr>
             <w:tr>
               <w:trPr>
-                <w:trHeight w:val="3575"/>
+                <w:gridAfter w:val="1"/>
+                <w:wAfter w:w="86" w:type="dxa"/>
+                <w:trHeight w:val="393"/>
               </w:trPr>
               <w:tc>
                 <w:tcPr>
-                  <w:tcW w:w="6160" w:type="dxa"/>
+                  <w:tcW w:w="6151" w:type="dxa"/>
                   <w:tcMar>
                     <w:left w:w="115" w:type="dxa"/>
                     <w:bottom w:w="374" w:type="dxa"/>
@@ -7533,13 +7626,6 @@
                 </w:p>
                 <w:p>
                   <w:pPr>
-                    <w:rPr>
-                      <w:lang w:val="pt-BR"/>
-                    </w:rPr>
-                  </w:pPr>
-                </w:p>
-                <w:p>
-                  <w:pPr>
                     <w:pStyle w:val="Ttulo4"/>
                     <w:rPr>
                       <w:lang w:val="pt-BR"/>
@@ -7573,22 +7659,16 @@
                     <w:t>2009 a 2011</w:t>
                   </w:r>
                 </w:p>
-                <w:p>
-                  <w:pPr>
-                    <w:rPr>
-                      <w:lang w:val="pt-BR"/>
-                    </w:rPr>
-                  </w:pPr>
-                </w:p>
               </w:tc>
             </w:tr>
             <w:tr>
               <w:trPr>
-                <w:trHeight w:val="2360"/>
+                <w:trHeight w:val="6"/>
               </w:trPr>
               <w:tc>
                 <w:tcPr>
-                  <w:tcW w:w="6160" w:type="dxa"/>
+                  <w:tcW w:w="6237" w:type="dxa"/>
+                  <w:gridSpan w:val="2"/>
                 </w:tcPr>
                 <w:p>
                   <w:pPr>
@@ -7611,6 +7691,10 @@
                       <w:ilvl w:val="0"/>
                       <w:numId w:val="2"/>
                     </w:numPr>
+                    <w:jc w:val="left"/>
+                    <w:rPr>
+                      <w:lang w:val="pt-BR"/>
+                    </w:rPr>
                   </w:pPr>
                   <w:r>
                     <w:t>HTML</w:t>
@@ -7664,21 +7748,7 @@
                     <w:t>MongoDB</w:t>
                   </w:r>
                   <w:r>
-                    <w:t>;</w:t>
-                  </w:r>
-                  <w:bookmarkStart w:id="0" w:name="_GoBack"/>
-                  <w:bookmarkEnd w:id="0"/>
-                </w:p>
-                <w:p>
-                  <w:pPr>
-                    <w:pStyle w:val="PargrafodaLista"/>
-                    <w:numPr>
-                      <w:ilvl w:val="0"/>
-                      <w:numId w:val="2"/>
-                    </w:numPr>
-                  </w:pPr>
-                  <w:r>
-                    <w:t>Photoshop, Illustrator;</w:t>
+                    <w:t xml:space="preserve">, Photoshop, Illustrator; </w:t>
                   </w:r>
                 </w:p>
                 <w:p>
@@ -7688,6 +7758,7 @@
                       <w:ilvl w:val="0"/>
                       <w:numId w:val="2"/>
                     </w:numPr>
+                    <w:jc w:val="left"/>
                     <w:rPr>
                       <w:lang w:val="pt-BR"/>
                     </w:rPr>
@@ -7696,73 +7767,55 @@
                     <w:rPr>
                       <w:lang w:val="pt-BR"/>
                     </w:rPr>
-                    <w:t xml:space="preserve">Liderança, </w:t>
+                    <w:t>Liderança, proatividade, b</w:t>
                   </w:r>
                   <w:r>
                     <w:rPr>
                       <w:lang w:val="pt-BR"/>
                     </w:rPr>
-                    <w:t>p</w:t>
+                    <w:t>om relacionamento interpessoal,</w:t>
                   </w:r>
                   <w:r>
                     <w:rPr>
                       <w:lang w:val="pt-BR"/>
                     </w:rPr>
-                    <w:t xml:space="preserve">roatividade, </w:t>
+                    <w:t xml:space="preserve"> </w:t>
                   </w:r>
                   <w:r>
                     <w:rPr>
                       <w:lang w:val="pt-BR"/>
                     </w:rPr>
-                    <w:t>b</w:t>
+                    <w:t>d</w:t>
                   </w:r>
                   <w:r>
                     <w:rPr>
                       <w:lang w:val="pt-BR"/>
                     </w:rPr>
-                    <w:t xml:space="preserve">om relacionamento interpessoal; </w:t>
-                  </w:r>
-                </w:p>
-                <w:p>
-                  <w:pPr>
-                    <w:pStyle w:val="PargrafodaLista"/>
-                    <w:numPr>
-                      <w:ilvl w:val="0"/>
-                      <w:numId w:val="2"/>
-                    </w:numPr>
-                    <w:rPr>
-                      <w:lang w:val="pt-BR"/>
-                    </w:rPr>
-                  </w:pPr>
-                  <w:r>
-                    <w:rPr>
-                      <w:lang w:val="pt-BR"/>
-                    </w:rPr>
-                    <w:t>Disponibilidade para viagens</w:t>
+                    <w:t>isponibilidade para viagens</w:t>
                   </w:r>
                   <w:r>
                     <w:rPr>
                       <w:lang w:val="pt-BR"/>
                     </w:rPr>
-                    <w:t>;</w:t>
+                    <w:t>, c</w:t>
                   </w:r>
-                </w:p>
-                <w:p>
-                  <w:pPr>
-                    <w:pStyle w:val="PargrafodaLista"/>
-                    <w:numPr>
-                      <w:ilvl w:val="0"/>
-                      <w:numId w:val="2"/>
-                    </w:numPr>
-                    <w:rPr>
-                      <w:lang w:val="pt-BR"/>
-                    </w:rPr>
-                  </w:pPr>
                   <w:r>
                     <w:rPr>
                       <w:lang w:val="pt-BR"/>
                     </w:rPr>
-                    <w:t>Carteira de Habilitação AB;</w:t>
+                    <w:t xml:space="preserve">arteira de </w:t>
+                  </w:r>
+                  <w:r>
+                    <w:rPr>
+                      <w:lang w:val="pt-BR"/>
+                    </w:rPr>
+                    <w:t>h</w:t>
+                  </w:r>
+                  <w:r>
+                    <w:rPr>
+                      <w:lang w:val="pt-BR"/>
+                    </w:rPr>
+                    <w:t>abilitação AB;</w:t>
                   </w:r>
                 </w:p>
               </w:tc>
@@ -7781,6 +7834,7 @@
     <w:p>
       <w:pPr>
         <w:pStyle w:val="SemEspaamento"/>
+        <w:jc w:val="both"/>
         <w:rPr>
           <w:lang w:val="pt-BR"/>
         </w:rPr>
@@ -7789,7 +7843,6 @@
     <w:sectPr>
       <w:headerReference w:type="default" r:id="rId7"/>
       <w:footerReference w:type="default" r:id="rId8"/>
-      <w:footerReference w:type="first" r:id="rId9"/>
       <w:pgSz w:w="12240" w:h="15840"/>
       <w:pgMar w:top="1701" w:right="1152" w:bottom="1418" w:left="1152" w:header="1134" w:footer="576" w:gutter="0"/>
       <w:cols w:space="720"/>
@@ -7801,7 +7854,7 @@
 </file>
 
 <file path=word/endnotes.xml><?xml version="1.0" encoding="utf-8"?>
-<w:endnotes xmlns:wpc="http://schemas.microsoft.com/office/word/2010/wordprocessingCanvas" xmlns:mc="http://schemas.openxmlformats.org/markup-compatibility/2006" xmlns:o="urn:schemas-microsoft-com:office:office" xmlns:r="http://schemas.openxmlformats.org/officeDocument/2006/relationships" xmlns:m="http://schemas.openxmlformats.org/officeDocument/2006/math" xmlns:v="urn:schemas-microsoft-com:vml" xmlns:wp14="http://schemas.microsoft.com/office/word/2010/wordprocessingDrawing" xmlns:wp="http://schemas.openxmlformats.org/drawingml/2006/wordprocessingDrawing" xmlns:w10="urn:schemas-microsoft-com:office:word" xmlns:w="http://schemas.openxmlformats.org/wordprocessingml/2006/main" xmlns:w14="http://schemas.microsoft.com/office/word/2010/wordml" xmlns:w15="http://schemas.microsoft.com/office/word/2012/wordml" xmlns:wpg="http://schemas.microsoft.com/office/word/2010/wordprocessingGroup" xmlns:wpi="http://schemas.microsoft.com/office/word/2010/wordprocessingInk" xmlns:wne="http://schemas.microsoft.com/office/word/2006/wordml" xmlns:wps="http://schemas.microsoft.com/office/word/2010/wordprocessingShape" mc:Ignorable="w14 w15 wp14">
+<w:endnotes xmlns:wpc="http://schemas.microsoft.com/office/word/2010/wordprocessingCanvas" xmlns:cx="http://schemas.microsoft.com/office/drawing/2014/chartex" xmlns:mc="http://schemas.openxmlformats.org/markup-compatibility/2006" xmlns:o="urn:schemas-microsoft-com:office:office" xmlns:r="http://schemas.openxmlformats.org/officeDocument/2006/relationships" xmlns:m="http://schemas.openxmlformats.org/officeDocument/2006/math" xmlns:v="urn:schemas-microsoft-com:vml" xmlns:wp14="http://schemas.microsoft.com/office/word/2010/wordprocessingDrawing" xmlns:wp="http://schemas.openxmlformats.org/drawingml/2006/wordprocessingDrawing" xmlns:w10="urn:schemas-microsoft-com:office:word" xmlns:w="http://schemas.openxmlformats.org/wordprocessingml/2006/main" xmlns:w14="http://schemas.microsoft.com/office/word/2010/wordml" xmlns:w15="http://schemas.microsoft.com/office/word/2012/wordml" xmlns:w16se="http://schemas.microsoft.com/office/word/2015/wordml/symex" xmlns:wpg="http://schemas.microsoft.com/office/word/2010/wordprocessingGroup" xmlns:wpi="http://schemas.microsoft.com/office/word/2010/wordprocessingInk" xmlns:wne="http://schemas.microsoft.com/office/word/2006/wordml" xmlns:wps="http://schemas.microsoft.com/office/word/2010/wordprocessingShape" mc:Ignorable="w14 w15 w16se wp14">
   <w:endnote w:type="separator" w:id="-1">
     <w:p>
       <w:pPr>
@@ -7826,7 +7879,7 @@
 </file>
 
 <file path=word/footer1.xml><?xml version="1.0" encoding="utf-8"?>
-<w:ftr xmlns:wpc="http://schemas.microsoft.com/office/word/2010/wordprocessingCanvas" xmlns:mc="http://schemas.openxmlformats.org/markup-compatibility/2006" xmlns:o="urn:schemas-microsoft-com:office:office" xmlns:r="http://schemas.openxmlformats.org/officeDocument/2006/relationships" xmlns:m="http://schemas.openxmlformats.org/officeDocument/2006/math" xmlns:v="urn:schemas-microsoft-com:vml" xmlns:wp14="http://schemas.microsoft.com/office/word/2010/wordprocessingDrawing" xmlns:wp="http://schemas.openxmlformats.org/drawingml/2006/wordprocessingDrawing" xmlns:w10="urn:schemas-microsoft-com:office:word" xmlns:w="http://schemas.openxmlformats.org/wordprocessingml/2006/main" xmlns:w14="http://schemas.microsoft.com/office/word/2010/wordml" xmlns:w15="http://schemas.microsoft.com/office/word/2012/wordml" xmlns:wpg="http://schemas.microsoft.com/office/word/2010/wordprocessingGroup" xmlns:wpi="http://schemas.microsoft.com/office/word/2010/wordprocessingInk" xmlns:wne="http://schemas.microsoft.com/office/word/2006/wordml" xmlns:wps="http://schemas.microsoft.com/office/word/2010/wordprocessingShape" mc:Ignorable="w14 w15 wp14">
+<w:ftr xmlns:wpc="http://schemas.microsoft.com/office/word/2010/wordprocessingCanvas" xmlns:cx="http://schemas.microsoft.com/office/drawing/2014/chartex" xmlns:mc="http://schemas.openxmlformats.org/markup-compatibility/2006" xmlns:o="urn:schemas-microsoft-com:office:office" xmlns:r="http://schemas.openxmlformats.org/officeDocument/2006/relationships" xmlns:m="http://schemas.openxmlformats.org/officeDocument/2006/math" xmlns:v="urn:schemas-microsoft-com:vml" xmlns:wp14="http://schemas.microsoft.com/office/word/2010/wordprocessingDrawing" xmlns:wp="http://schemas.openxmlformats.org/drawingml/2006/wordprocessingDrawing" xmlns:w10="urn:schemas-microsoft-com:office:word" xmlns:w="http://schemas.openxmlformats.org/wordprocessingml/2006/main" xmlns:w14="http://schemas.microsoft.com/office/word/2010/wordml" xmlns:w15="http://schemas.microsoft.com/office/word/2012/wordml" xmlns:w16se="http://schemas.microsoft.com/office/word/2015/wordml/symex" xmlns:wpg="http://schemas.microsoft.com/office/word/2010/wordprocessingGroup" xmlns:wpi="http://schemas.microsoft.com/office/word/2010/wordprocessingInk" xmlns:wne="http://schemas.microsoft.com/office/word/2006/wordml" xmlns:wps="http://schemas.microsoft.com/office/word/2010/wordprocessingShape" mc:Ignorable="w14 w15 w16se wp14">
   <w:p>
     <w:pPr>
       <w:pStyle w:val="Rodap"/>
@@ -10279,27 +10332,8 @@
 </w:ftr>
 </file>
 
-<file path=word/footer2.xml><?xml version="1.0" encoding="utf-8"?>
-<w:ftr xmlns:wpc="http://schemas.microsoft.com/office/word/2010/wordprocessingCanvas" xmlns:mc="http://schemas.openxmlformats.org/markup-compatibility/2006" xmlns:o="urn:schemas-microsoft-com:office:office" xmlns:r="http://schemas.openxmlformats.org/officeDocument/2006/relationships" xmlns:m="http://schemas.openxmlformats.org/officeDocument/2006/math" xmlns:v="urn:schemas-microsoft-com:vml" xmlns:wp14="http://schemas.microsoft.com/office/word/2010/wordprocessingDrawing" xmlns:wp="http://schemas.openxmlformats.org/drawingml/2006/wordprocessingDrawing" xmlns:w10="urn:schemas-microsoft-com:office:word" xmlns:w="http://schemas.openxmlformats.org/wordprocessingml/2006/main" xmlns:w14="http://schemas.microsoft.com/office/word/2010/wordml" xmlns:w15="http://schemas.microsoft.com/office/word/2012/wordml" xmlns:wpg="http://schemas.microsoft.com/office/word/2010/wordprocessingGroup" xmlns:wpi="http://schemas.microsoft.com/office/word/2010/wordprocessingInk" xmlns:wne="http://schemas.microsoft.com/office/word/2006/wordml" xmlns:wps="http://schemas.microsoft.com/office/word/2010/wordprocessingShape" mc:Ignorable="w14 w15 wp14">
-  <w:p>
-    <w:pPr>
-      <w:spacing w:after="160"/>
-      <w:rPr>
-        <w:rFonts w:ascii="Cambria" w:eastAsia="HGMinchoB" w:hAnsi="Cambria" w:cs="Times New Roman"/>
-        <w:lang w:eastAsia="ja-JP"/>
-      </w:rPr>
-    </w:pPr>
-  </w:p>
-  <w:p>
-    <w:pPr>
-      <w:pStyle w:val="Rodap"/>
-    </w:pPr>
-  </w:p>
-</w:ftr>
-</file>
-
 <file path=word/footnotes.xml><?xml version="1.0" encoding="utf-8"?>
-<w:footnotes xmlns:wpc="http://schemas.microsoft.com/office/word/2010/wordprocessingCanvas" xmlns:mc="http://schemas.openxmlformats.org/markup-compatibility/2006" xmlns:o="urn:schemas-microsoft-com:office:office" xmlns:r="http://schemas.openxmlformats.org/officeDocument/2006/relationships" xmlns:m="http://schemas.openxmlformats.org/officeDocument/2006/math" xmlns:v="urn:schemas-microsoft-com:vml" xmlns:wp14="http://schemas.microsoft.com/office/word/2010/wordprocessingDrawing" xmlns:wp="http://schemas.openxmlformats.org/drawingml/2006/wordprocessingDrawing" xmlns:w10="urn:schemas-microsoft-com:office:word" xmlns:w="http://schemas.openxmlformats.org/wordprocessingml/2006/main" xmlns:w14="http://schemas.microsoft.com/office/word/2010/wordml" xmlns:w15="http://schemas.microsoft.com/office/word/2012/wordml" xmlns:wpg="http://schemas.microsoft.com/office/word/2010/wordprocessingGroup" xmlns:wpi="http://schemas.microsoft.com/office/word/2010/wordprocessingInk" xmlns:wne="http://schemas.microsoft.com/office/word/2006/wordml" xmlns:wps="http://schemas.microsoft.com/office/word/2010/wordprocessingShape" mc:Ignorable="w14 w15 wp14">
+<w:footnotes xmlns:wpc="http://schemas.microsoft.com/office/word/2010/wordprocessingCanvas" xmlns:cx="http://schemas.microsoft.com/office/drawing/2014/chartex" xmlns:mc="http://schemas.openxmlformats.org/markup-compatibility/2006" xmlns:o="urn:schemas-microsoft-com:office:office" xmlns:r="http://schemas.openxmlformats.org/officeDocument/2006/relationships" xmlns:m="http://schemas.openxmlformats.org/officeDocument/2006/math" xmlns:v="urn:schemas-microsoft-com:vml" xmlns:wp14="http://schemas.microsoft.com/office/word/2010/wordprocessingDrawing" xmlns:wp="http://schemas.openxmlformats.org/drawingml/2006/wordprocessingDrawing" xmlns:w10="urn:schemas-microsoft-com:office:word" xmlns:w="http://schemas.openxmlformats.org/wordprocessingml/2006/main" xmlns:w14="http://schemas.microsoft.com/office/word/2010/wordml" xmlns:w15="http://schemas.microsoft.com/office/word/2012/wordml" xmlns:w16se="http://schemas.microsoft.com/office/word/2015/wordml/symex" xmlns:wpg="http://schemas.microsoft.com/office/word/2010/wordprocessingGroup" xmlns:wpi="http://schemas.microsoft.com/office/word/2010/wordprocessingInk" xmlns:wne="http://schemas.microsoft.com/office/word/2006/wordml" xmlns:wps="http://schemas.microsoft.com/office/word/2010/wordprocessingShape" mc:Ignorable="w14 w15 w16se wp14">
   <w:footnote w:type="separator" w:id="-1">
     <w:p>
       <w:pPr>
@@ -10324,7 +10358,7 @@
 </file>
 
 <file path=word/header1.xml><?xml version="1.0" encoding="utf-8"?>
-<w:hdr xmlns:wpc="http://schemas.microsoft.com/office/word/2010/wordprocessingCanvas" xmlns:mc="http://schemas.openxmlformats.org/markup-compatibility/2006" xmlns:o="urn:schemas-microsoft-com:office:office" xmlns:r="http://schemas.openxmlformats.org/officeDocument/2006/relationships" xmlns:m="http://schemas.openxmlformats.org/officeDocument/2006/math" xmlns:v="urn:schemas-microsoft-com:vml" xmlns:wp14="http://schemas.microsoft.com/office/word/2010/wordprocessingDrawing" xmlns:wp="http://schemas.openxmlformats.org/drawingml/2006/wordprocessingDrawing" xmlns:w10="urn:schemas-microsoft-com:office:word" xmlns:w="http://schemas.openxmlformats.org/wordprocessingml/2006/main" xmlns:w14="http://schemas.microsoft.com/office/word/2010/wordml" xmlns:w15="http://schemas.microsoft.com/office/word/2012/wordml" xmlns:wpg="http://schemas.microsoft.com/office/word/2010/wordprocessingGroup" xmlns:wpi="http://schemas.microsoft.com/office/word/2010/wordprocessingInk" xmlns:wne="http://schemas.microsoft.com/office/word/2006/wordml" xmlns:wps="http://schemas.microsoft.com/office/word/2010/wordprocessingShape" mc:Ignorable="w14 w15 wp14">
+<w:hdr xmlns:wpc="http://schemas.microsoft.com/office/word/2010/wordprocessingCanvas" xmlns:cx="http://schemas.microsoft.com/office/drawing/2014/chartex" xmlns:mc="http://schemas.openxmlformats.org/markup-compatibility/2006" xmlns:o="urn:schemas-microsoft-com:office:office" xmlns:r="http://schemas.openxmlformats.org/officeDocument/2006/relationships" xmlns:m="http://schemas.openxmlformats.org/officeDocument/2006/math" xmlns:v="urn:schemas-microsoft-com:vml" xmlns:wp14="http://schemas.microsoft.com/office/word/2010/wordprocessingDrawing" xmlns:wp="http://schemas.openxmlformats.org/drawingml/2006/wordprocessingDrawing" xmlns:w10="urn:schemas-microsoft-com:office:word" xmlns:w="http://schemas.openxmlformats.org/wordprocessingml/2006/main" xmlns:w14="http://schemas.microsoft.com/office/word/2010/wordml" xmlns:w15="http://schemas.microsoft.com/office/word/2012/wordml" xmlns:w16se="http://schemas.microsoft.com/office/word/2015/wordml/symex" xmlns:wpg="http://schemas.microsoft.com/office/word/2010/wordprocessingGroup" xmlns:wpi="http://schemas.microsoft.com/office/word/2010/wordprocessingInk" xmlns:wne="http://schemas.microsoft.com/office/word/2006/wordml" xmlns:wps="http://schemas.microsoft.com/office/word/2010/wordprocessingShape" mc:Ignorable="w14 w15 w16se wp14">
   <w:p>
     <w:pPr>
       <w:pStyle w:val="Cabealho"/>
@@ -12623,7 +12657,7 @@
 </file>
 
 <file path=word/numbering.xml><?xml version="1.0" encoding="utf-8"?>
-<w:numbering xmlns:wpc="http://schemas.microsoft.com/office/word/2010/wordprocessingCanvas" xmlns:mc="http://schemas.openxmlformats.org/markup-compatibility/2006" xmlns:o="urn:schemas-microsoft-com:office:office" xmlns:r="http://schemas.openxmlformats.org/officeDocument/2006/relationships" xmlns:m="http://schemas.openxmlformats.org/officeDocument/2006/math" xmlns:v="urn:schemas-microsoft-com:vml" xmlns:wp14="http://schemas.microsoft.com/office/word/2010/wordprocessingDrawing" xmlns:wp="http://schemas.openxmlformats.org/drawingml/2006/wordprocessingDrawing" xmlns:w10="urn:schemas-microsoft-com:office:word" xmlns:w="http://schemas.openxmlformats.org/wordprocessingml/2006/main" xmlns:w14="http://schemas.microsoft.com/office/word/2010/wordml" xmlns:w15="http://schemas.microsoft.com/office/word/2012/wordml" xmlns:wpg="http://schemas.microsoft.com/office/word/2010/wordprocessingGroup" xmlns:wpi="http://schemas.microsoft.com/office/word/2010/wordprocessingInk" xmlns:wne="http://schemas.microsoft.com/office/word/2006/wordml" xmlns:wps="http://schemas.microsoft.com/office/word/2010/wordprocessingShape" mc:Ignorable="w14 w15 wp14">
+<w:numbering xmlns:wpc="http://schemas.microsoft.com/office/word/2010/wordprocessingCanvas" xmlns:cx="http://schemas.microsoft.com/office/drawing/2014/chartex" xmlns:mc="http://schemas.openxmlformats.org/markup-compatibility/2006" xmlns:o="urn:schemas-microsoft-com:office:office" xmlns:r="http://schemas.openxmlformats.org/officeDocument/2006/relationships" xmlns:m="http://schemas.openxmlformats.org/officeDocument/2006/math" xmlns:v="urn:schemas-microsoft-com:vml" xmlns:wp14="http://schemas.microsoft.com/office/word/2010/wordprocessingDrawing" xmlns:wp="http://schemas.openxmlformats.org/drawingml/2006/wordprocessingDrawing" xmlns:w10="urn:schemas-microsoft-com:office:word" xmlns:w="http://schemas.openxmlformats.org/wordprocessingml/2006/main" xmlns:w14="http://schemas.microsoft.com/office/word/2010/wordml" xmlns:w15="http://schemas.microsoft.com/office/word/2012/wordml" xmlns:w16se="http://schemas.microsoft.com/office/word/2015/wordml/symex" xmlns:wpg="http://schemas.microsoft.com/office/word/2010/wordprocessingGroup" xmlns:wpi="http://schemas.microsoft.com/office/word/2010/wordprocessingInk" xmlns:wne="http://schemas.microsoft.com/office/word/2006/wordml" xmlns:wps="http://schemas.microsoft.com/office/word/2010/wordprocessingShape" mc:Ignorable="w14 w15 w16se wp14">
   <w:abstractNum w:abstractNumId="0" w15:restartNumberingAfterBreak="0">
     <w:nsid w:val="28BA3276"/>
     <w:multiLevelType w:val="hybridMultilevel"/>
@@ -12861,7 +12895,7 @@
 </file>
 
 <file path=word/styles.xml><?xml version="1.0" encoding="utf-8"?>
-<w:styles xmlns:mc="http://schemas.openxmlformats.org/markup-compatibility/2006" xmlns:r="http://schemas.openxmlformats.org/officeDocument/2006/relationships" xmlns:w="http://schemas.openxmlformats.org/wordprocessingml/2006/main" xmlns:w14="http://schemas.microsoft.com/office/word/2010/wordml" xmlns:w15="http://schemas.microsoft.com/office/word/2012/wordml" mc:Ignorable="w14 w15">
+<w:styles xmlns:mc="http://schemas.openxmlformats.org/markup-compatibility/2006" xmlns:r="http://schemas.openxmlformats.org/officeDocument/2006/relationships" xmlns:w="http://schemas.openxmlformats.org/wordprocessingml/2006/main" xmlns:w14="http://schemas.microsoft.com/office/word/2010/wordml" xmlns:w15="http://schemas.microsoft.com/office/word/2012/wordml" xmlns:w16se="http://schemas.microsoft.com/office/word/2015/wordml/symex" mc:Ignorable="w14 w15 w16se">
   <w:docDefaults>
     <w:rPrDefault>
       <w:rPr>

--- a/images/RodrigoSouza-Curriculo.docx
+++ b/images/RodrigoSouza-Curriculo.docx
@@ -4,8 +4,8 @@
   <w:body>
     <w:tbl>
       <w:tblPr>
-        <w:tblpPr w:leftFromText="141" w:rightFromText="141" w:vertAnchor="page" w:horzAnchor="margin" w:tblpY="1486"/>
-        <w:tblW w:w="4975" w:type="pct"/>
+        <w:tblpPr w:leftFromText="141" w:rightFromText="141" w:vertAnchor="page" w:horzAnchor="margin" w:tblpX="-142" w:tblpY="1486"/>
+        <w:tblW w:w="5000" w:type="pct"/>
         <w:tblLayout w:type="fixed"/>
         <w:tblCellMar>
           <w:left w:w="0" w:type="dxa"/>
@@ -15,9 +15,9 @@
         <w:tblDescription w:val="Layout table for all content"/>
       </w:tblPr>
       <w:tblGrid>
-        <w:gridCol w:w="3261"/>
-        <w:gridCol w:w="466"/>
-        <w:gridCol w:w="6159"/>
+        <w:gridCol w:w="3686"/>
+        <w:gridCol w:w="148"/>
+        <w:gridCol w:w="6102"/>
       </w:tblGrid>
       <w:tr>
         <w:trPr>
@@ -25,7 +25,7 @@
         </w:trPr>
         <w:tc>
           <w:tcPr>
-            <w:tcW w:w="3261" w:type="dxa"/>
+            <w:tcW w:w="3686" w:type="dxa"/>
           </w:tcPr>
           <w:p>
             <w:pPr>
@@ -34,6 +34,8 @@
                 <w:lang w:val="pt-BR"/>
               </w:rPr>
             </w:pPr>
+            <w:bookmarkStart w:id="0" w:name="_GoBack"/>
+            <w:bookmarkEnd w:id="0"/>
             <w:r>
               <w:rPr>
                 <w:lang w:val="pt-BR"/>
@@ -61,7 +63,7 @@
               <w:tblDescription w:val="Left side layout table"/>
             </w:tblPr>
             <w:tblGrid>
-              <w:gridCol w:w="3261"/>
+              <w:gridCol w:w="3686"/>
             </w:tblGrid>
             <w:tr>
               <w:trPr>
@@ -82,7 +84,7 @@
                 <w:p>
                   <w:pPr>
                     <w:pStyle w:val="Ttulo3"/>
-                    <w:framePr w:hSpace="141" w:wrap="around" w:vAnchor="page" w:hAnchor="margin" w:y="1486"/>
+                    <w:framePr w:hSpace="141" w:wrap="around" w:vAnchor="page" w:hAnchor="margin" w:x="-142" w:y="1486"/>
                     <w:rPr>
                       <w:lang w:val="pt-BR"/>
                     </w:rPr>
@@ -1752,7 +1754,7 @@
                 <w:p>
                   <w:pPr>
                     <w:pStyle w:val="Ttulo3"/>
-                    <w:framePr w:hSpace="141" w:wrap="around" w:vAnchor="page" w:hAnchor="margin" w:y="1486"/>
+                    <w:framePr w:hSpace="141" w:wrap="around" w:vAnchor="page" w:hAnchor="margin" w:x="-142" w:y="1486"/>
                     <w:rPr>
                       <w:lang w:val="pt-BR"/>
                     </w:rPr>
@@ -1809,7 +1811,7 @@
                 <w:p>
                   <w:pPr>
                     <w:pStyle w:val="Ttulo3"/>
-                    <w:framePr w:hSpace="141" w:wrap="around" w:vAnchor="page" w:hAnchor="margin" w:y="1486"/>
+                    <w:framePr w:hSpace="141" w:wrap="around" w:vAnchor="page" w:hAnchor="margin" w:x="-142" w:y="1486"/>
                     <w:rPr>
                       <w:lang w:val="pt-BR"/>
                     </w:rPr>
@@ -5492,7 +5494,7 @@
                 <w:p>
                   <w:pPr>
                     <w:pStyle w:val="Ttulo3"/>
-                    <w:framePr w:hSpace="141" w:wrap="around" w:vAnchor="page" w:hAnchor="margin" w:y="1486"/>
+                    <w:framePr w:hSpace="141" w:wrap="around" w:vAnchor="page" w:hAnchor="margin" w:x="-142" w:y="1486"/>
                     <w:rPr>
                       <w:lang w:val="pt-BR"/>
                     </w:rPr>
@@ -5567,7 +5569,7 @@
                 <w:p>
                   <w:pPr>
                     <w:pStyle w:val="Ttulo3"/>
-                    <w:framePr w:hSpace="141" w:wrap="around" w:vAnchor="page" w:hAnchor="margin" w:y="1486"/>
+                    <w:framePr w:hSpace="141" w:wrap="around" w:vAnchor="page" w:hAnchor="margin" w:x="-142" w:y="1486"/>
                     <w:rPr>
                       <w:lang w:val="pt-BR"/>
                     </w:rPr>
@@ -6615,7 +6617,7 @@
                 <w:p>
                   <w:pPr>
                     <w:pStyle w:val="Ttulo3"/>
-                    <w:framePr w:hSpace="141" w:wrap="around" w:vAnchor="page" w:hAnchor="margin" w:y="1486"/>
+                    <w:framePr w:hSpace="141" w:wrap="around" w:vAnchor="page" w:hAnchor="margin" w:x="-142" w:y="1486"/>
                     <w:rPr>
                       <w:noProof/>
                       <w:lang w:val="pt-BR" w:eastAsia="pt-BR"/>
@@ -6632,7 +6634,7 @@
                 <w:p>
                   <w:pPr>
                     <w:pStyle w:val="Ttulo3"/>
-                    <w:framePr w:hSpace="141" w:wrap="around" w:vAnchor="page" w:hAnchor="margin" w:y="1486"/>
+                    <w:framePr w:hSpace="141" w:wrap="around" w:vAnchor="page" w:hAnchor="margin" w:x="-142" w:y="1486"/>
                     <w:rPr>
                       <w:caps w:val="0"/>
                       <w:noProof/>
@@ -6651,7 +6653,7 @@
                 <w:p>
                   <w:pPr>
                     <w:pStyle w:val="Ttulo3"/>
-                    <w:framePr w:hSpace="141" w:wrap="around" w:vAnchor="page" w:hAnchor="margin" w:y="1486"/>
+                    <w:framePr w:hSpace="141" w:wrap="around" w:vAnchor="page" w:hAnchor="margin" w:x="-142" w:y="1486"/>
                     <w:rPr>
                       <w:noProof/>
                       <w:lang w:val="pt-BR" w:eastAsia="pt-BR"/>
@@ -6662,7 +6664,7 @@
             </w:tr>
             <w:tr>
               <w:trPr>
-                <w:trHeight w:val="245"/>
+                <w:trHeight w:val="25"/>
               </w:trPr>
               <w:tc>
                 <w:tcPr>
@@ -6679,7 +6681,7 @@
                 <w:p>
                   <w:pPr>
                     <w:pStyle w:val="Ttulo3"/>
-                    <w:framePr w:hSpace="141" w:wrap="around" w:vAnchor="page" w:hAnchor="margin" w:y="1486"/>
+                    <w:framePr w:hSpace="141" w:wrap="around" w:vAnchor="page" w:hAnchor="margin" w:x="-142" w:y="1486"/>
                     <w:rPr>
                       <w:lang w:val="pt-BR"/>
                     </w:rPr>
@@ -6694,7 +6696,7 @@
                 <w:p>
                   <w:pPr>
                     <w:pStyle w:val="Ttulo3"/>
-                    <w:framePr w:hSpace="141" w:wrap="around" w:vAnchor="page" w:hAnchor="margin" w:y="1486"/>
+                    <w:framePr w:hSpace="141" w:wrap="around" w:vAnchor="page" w:hAnchor="margin" w:x="-142" w:y="1486"/>
                     <w:rPr>
                       <w:caps w:val="0"/>
                       <w:lang w:val="pt-BR"/>
@@ -6712,7 +6714,7 @@
             </w:tr>
             <w:tr>
               <w:trPr>
-                <w:trHeight w:val="245"/>
+                <w:trHeight w:val="17"/>
               </w:trPr>
               <w:tc>
                 <w:tcPr>
@@ -6729,7 +6731,7 @@
                 <w:p>
                   <w:pPr>
                     <w:pStyle w:val="Ttulo3"/>
-                    <w:framePr w:hSpace="141" w:wrap="around" w:vAnchor="page" w:hAnchor="margin" w:y="1486"/>
+                    <w:framePr w:hSpace="141" w:wrap="around" w:vAnchor="page" w:hAnchor="margin" w:x="-142" w:y="1486"/>
                     <w:jc w:val="both"/>
                     <w:rPr>
                       <w:rFonts w:asciiTheme="minorHAnsi" w:eastAsiaTheme="minorHAnsi" w:hAnsiTheme="minorHAnsi" w:cstheme="minorBidi"/>
@@ -6755,7 +6757,7 @@
                 <w:p>
                   <w:pPr>
                     <w:pStyle w:val="Ttulo3"/>
-                    <w:framePr w:hSpace="141" w:wrap="around" w:vAnchor="page" w:hAnchor="margin" w:y="1486"/>
+                    <w:framePr w:hSpace="141" w:wrap="around" w:vAnchor="page" w:hAnchor="margin" w:x="-142" w:y="1486"/>
                     <w:rPr>
                       <w:lang w:val="pt-BR"/>
                     </w:rPr>
@@ -6770,7 +6772,7 @@
                 <w:p>
                   <w:pPr>
                     <w:pStyle w:val="GraphicElement"/>
-                    <w:framePr w:hSpace="141" w:wrap="around" w:vAnchor="page" w:hAnchor="margin" w:y="1486"/>
+                    <w:framePr w:hSpace="141" w:wrap="around" w:vAnchor="page" w:hAnchor="margin" w:x="-142" w:y="1486"/>
                     <w:rPr>
                       <w:lang w:val="pt-BR"/>
                     </w:rPr>
@@ -6835,7 +6837,7 @@
                 </w:p>
                 <w:p>
                   <w:pPr>
-                    <w:framePr w:hSpace="141" w:wrap="around" w:vAnchor="page" w:hAnchor="margin" w:y="1486"/>
+                    <w:framePr w:hSpace="141" w:wrap="around" w:vAnchor="page" w:hAnchor="margin" w:x="-142" w:y="1486"/>
                     <w:rPr>
                       <w:lang w:val="pt-BR"/>
                     </w:rPr>
@@ -6930,7 +6932,7 @@
                 <w:p>
                   <w:pPr>
                     <w:pStyle w:val="Ttulo3"/>
-                    <w:framePr w:hSpace="141" w:wrap="around" w:vAnchor="page" w:hAnchor="margin" w:y="1486"/>
+                    <w:framePr w:hSpace="141" w:wrap="around" w:vAnchor="page" w:hAnchor="margin" w:x="-142" w:y="1486"/>
                     <w:rPr>
                       <w:lang w:val="pt-BR"/>
                     </w:rPr>
@@ -6945,7 +6947,7 @@
                 <w:p>
                   <w:pPr>
                     <w:pStyle w:val="GraphicElement"/>
-                    <w:framePr w:hSpace="141" w:wrap="around" w:vAnchor="page" w:hAnchor="margin" w:y="1486"/>
+                    <w:framePr w:hSpace="141" w:wrap="around" w:vAnchor="page" w:hAnchor="margin" w:x="-142" w:y="1486"/>
                     <w:rPr>
                       <w:lang w:val="pt-BR"/>
                     </w:rPr>
@@ -7010,7 +7012,7 @@
                 </w:p>
                 <w:p>
                   <w:pPr>
-                    <w:framePr w:hSpace="141" w:wrap="around" w:vAnchor="page" w:hAnchor="margin" w:y="1486"/>
+                    <w:framePr w:hSpace="141" w:wrap="around" w:vAnchor="page" w:hAnchor="margin" w:x="-142" w:y="1486"/>
                     <w:rPr>
                       <w:lang w:val="pt-BR"/>
                     </w:rPr>
@@ -7042,7 +7044,7 @@
                 </w:p>
                 <w:p>
                   <w:pPr>
-                    <w:framePr w:hSpace="141" w:wrap="around" w:vAnchor="page" w:hAnchor="margin" w:y="1486"/>
+                    <w:framePr w:hSpace="141" w:wrap="around" w:vAnchor="page" w:hAnchor="margin" w:x="-142" w:y="1486"/>
                     <w:rPr>
                       <w:lang w:val="pt-BR"/>
                     </w:rPr>
@@ -7085,7 +7087,7 @@
         </w:tc>
         <w:tc>
           <w:tcPr>
-            <w:tcW w:w="466" w:type="dxa"/>
+            <w:tcW w:w="148" w:type="dxa"/>
           </w:tcPr>
           <w:p>
             <w:pPr>
@@ -7097,7 +7099,7 @@
         </w:tc>
         <w:tc>
           <w:tcPr>
-            <w:tcW w:w="6159" w:type="dxa"/>
+            <w:tcW w:w="6102" w:type="dxa"/>
           </w:tcPr>
           <w:tbl>
             <w:tblPr>
@@ -7382,8 +7384,6 @@
                     </w:rPr>
                     <w:t>CPOR-SP</w:t>
                   </w:r>
-                  <w:bookmarkStart w:id="0" w:name="_GoBack"/>
-                  <w:bookmarkEnd w:id="0"/>
                 </w:p>
                 <w:p>
                   <w:pPr>
